--- a/data/outputs/v2/Grade11/Biology/Quizzes/SS3.3_Excretion_and_Homeostasis_in_Animals/Biology_G11_SS3.3_Excretion_and_Homeostasis_in_Animals_L7_AnswerKey.docx
+++ b/data/outputs/v2/Grade11/Biology/Quizzes/SS3.3_Excretion_and_Homeostasis_in_Animals/Biology_G11_SS3.3_Excretion_and_Homeostasis_in_Animals_L7_AnswerKey.docx
@@ -1775,7 +1775,7 @@
         </w:rPr>
         <w:t xml:space="preserve">© 2026 SeaVuria and ARES. Aligned with KICD objectives. Developed by SeaVuria; technical implementation by ARES (with AI assistance from Claude). Licensed under </w:t>
       </w:r>
-      <w:hyperlink w:history="1" r:id="rId0bz95hfe0jkpcxelnef6q">
+      <w:hyperlink w:history="1" r:id="rIds-muypjphchu7eo2eyxfs">
         <w:r>
           <w:rPr>
             <w:rFonts w:ascii="Arial" w:cs="Arial" w:eastAsia="Arial" w:hAnsi="Arial"/>
@@ -1796,7 +1796,7 @@
         </w:rPr>
         <w:t xml:space="preserve"> (</w:t>
       </w:r>
-      <w:hyperlink w:history="1" r:id="rIdww0qrivv5b-0lrifdcfvh">
+      <w:hyperlink w:history="1" r:id="rIdmdjy8zezurp_0n5vfp7qj">
         <w:r>
           <w:rPr>
             <w:rFonts w:ascii="Arial" w:cs="Arial" w:eastAsia="Arial" w:hAnsi="Arial"/>

--- a/data/outputs/v2/Grade11/Biology/Quizzes/SS3.3_Excretion_and_Homeostasis_in_Animals/Biology_G11_SS3.3_Excretion_and_Homeostasis_in_Animals_L7_AnswerKey.docx
+++ b/data/outputs/v2/Grade11/Biology/Quizzes/SS3.3_Excretion_and_Homeostasis_in_Animals/Biology_G11_SS3.3_Excretion_and_Homeostasis_in_Animals_L7_AnswerKey.docx
@@ -1775,7 +1775,7 @@
         </w:rPr>
         <w:t xml:space="preserve">© 2026 SeaVuria and ARES. Aligned with KICD objectives. Developed by SeaVuria; technical implementation by ARES (with AI assistance from Claude). Licensed under </w:t>
       </w:r>
-      <w:hyperlink w:history="1" r:id="rIds-muypjphchu7eo2eyxfs">
+      <w:hyperlink w:history="1" r:id="rIdpc_dtoxzhyzmwu0vufph0">
         <w:r>
           <w:rPr>
             <w:rFonts w:ascii="Arial" w:cs="Arial" w:eastAsia="Arial" w:hAnsi="Arial"/>
@@ -1796,7 +1796,7 @@
         </w:rPr>
         <w:t xml:space="preserve"> (</w:t>
       </w:r>
-      <w:hyperlink w:history="1" r:id="rIdmdjy8zezurp_0n5vfp7qj">
+      <w:hyperlink w:history="1" r:id="rIdupgsx5w5h2x3rek5tpfrr">
         <w:r>
           <w:rPr>
             <w:rFonts w:ascii="Arial" w:cs="Arial" w:eastAsia="Arial" w:hAnsi="Arial"/>
